--- a/landing/src/content/docs/tools/files-editor.md.docx
+++ b/landing/src/content/docs/tools/files-editor.md.docx
@@ -85,6 +85,7 @@
           <w:numId w:val="2"/>
         </w:numPr>
         <w:ind w:left="720" w:hanging="360"/>
+        <w:rPr/>
       </w:pPr>
       <w:r>
         <w:rPr>
@@ -100,6 +101,7 @@
           <w:numId w:val="2"/>
         </w:numPr>
         <w:ind w:left="720" w:hanging="360"/>
+        <w:rPr/>
       </w:pPr>
       <w:r>
         <w:rPr>
@@ -115,6 +117,7 @@
           <w:numId w:val="2"/>
         </w:numPr>
         <w:ind w:left="720" w:hanging="360"/>
+        <w:rPr/>
       </w:pPr>
       <w:r>
         <w:rPr>
@@ -130,6 +133,7 @@
           <w:numId w:val="2"/>
         </w:numPr>
         <w:ind w:left="720" w:hanging="360"/>
+        <w:rPr/>
       </w:pPr>
       <w:r>
         <w:rPr>
@@ -145,6 +149,7 @@
           <w:numId w:val="2"/>
         </w:numPr>
         <w:ind w:left="720" w:hanging="360"/>
+        <w:rPr/>
       </w:pPr>
       <w:r>
         <w:rPr>
@@ -160,6 +165,7 @@
           <w:numId w:val="2"/>
         </w:numPr>
         <w:ind w:left="720" w:hanging="360"/>
+        <w:rPr/>
       </w:pPr>
       <w:r>
         <w:rPr>
@@ -175,6 +181,7 @@
           <w:numId w:val="2"/>
         </w:numPr>
         <w:ind w:left="720" w:hanging="360"/>
+        <w:rPr/>
       </w:pPr>
       <w:r>
         <w:rPr>
@@ -292,7 +299,7 @@
         <w:pStyle w:val="Heading2"/>
         <w:rPr/>
       </w:pPr>
-      <w:bookmarkStart w:colFirst="0" w:colLast="0" w:name="_9d1hzbs0qycd" w:id="0"/>
+      <w:bookmarkStart w:colFirst="0" w:colLast="0" w:name="_71kbbjfk26d5" w:id="0"/>
       <w:bookmarkEnd w:id="0"/>
       <w:r>
         <w:rPr>
@@ -507,7 +514,7 @@
         <w:pStyle w:val="Heading2"/>
         <w:rPr/>
       </w:pPr>
-      <w:bookmarkStart w:colFirst="0" w:colLast="0" w:name="_uu24ny64bgz" w:id="1"/>
+      <w:bookmarkStart w:colFirst="0" w:colLast="0" w:name="_hiw0gb17nvv2" w:id="1"/>
       <w:bookmarkEnd w:id="1"/>
       <w:r>
         <w:rPr>
@@ -559,6 +566,7 @@
           <w:numId w:val="2"/>
         </w:numPr>
         <w:ind w:left="720" w:hanging="360"/>
+        <w:rPr/>
       </w:pPr>
       <w:r>
         <w:rPr>
@@ -581,6 +589,7 @@
           <w:numId w:val="2"/>
         </w:numPr>
         <w:ind w:left="720" w:hanging="360"/>
+        <w:rPr/>
       </w:pPr>
       <w:r>
         <w:rPr>
@@ -603,6 +612,7 @@
           <w:numId w:val="2"/>
         </w:numPr>
         <w:ind w:left="720" w:hanging="360"/>
+        <w:rPr/>
       </w:pPr>
       <w:r>
         <w:rPr>
@@ -625,6 +635,7 @@
           <w:numId w:val="2"/>
         </w:numPr>
         <w:ind w:left="720" w:hanging="360"/>
+        <w:rPr/>
       </w:pPr>
       <w:r>
         <w:rPr>
@@ -647,6 +658,7 @@
           <w:numId w:val="2"/>
         </w:numPr>
         <w:ind w:left="720" w:hanging="360"/>
+        <w:rPr/>
       </w:pPr>
       <w:r>
         <w:rPr>
@@ -669,6 +681,7 @@
           <w:numId w:val="2"/>
         </w:numPr>
         <w:ind w:left="720" w:hanging="360"/>
+        <w:rPr/>
       </w:pPr>
       <w:r>
         <w:rPr>
@@ -691,6 +704,7 @@
           <w:numId w:val="2"/>
         </w:numPr>
         <w:ind w:left="720" w:hanging="360"/>
+        <w:rPr/>
       </w:pPr>
       <w:r>
         <w:rPr>
@@ -769,7 +783,7 @@
         <w:pStyle w:val="Heading2"/>
         <w:rPr/>
       </w:pPr>
-      <w:bookmarkStart w:colFirst="0" w:colLast="0" w:name="_tqvqx4lwq53k" w:id="2"/>
+      <w:bookmarkStart w:colFirst="0" w:colLast="0" w:name="_3j9hvk48ywwm" w:id="2"/>
       <w:bookmarkEnd w:id="2"/>
       <w:r>
         <w:rPr>
@@ -821,6 +835,7 @@
           <w:numId w:val="1"/>
         </w:numPr>
         <w:ind w:left="720" w:hanging="360"/>
+        <w:rPr/>
       </w:pPr>
       <w:r>
         <w:rPr>
@@ -836,6 +851,7 @@
           <w:numId w:val="1"/>
         </w:numPr>
         <w:ind w:left="720" w:hanging="360"/>
+        <w:rPr/>
       </w:pPr>
       <w:r>
         <w:rPr>
@@ -879,6 +895,7 @@
           <w:numId w:val="1"/>
         </w:numPr>
         <w:ind w:left="720" w:hanging="360"/>
+        <w:rPr/>
       </w:pPr>
       <w:r>
         <w:rPr>
@@ -928,7 +945,7 @@
         <w:pStyle w:val="Heading2"/>
         <w:rPr/>
       </w:pPr>
-      <w:bookmarkStart w:colFirst="0" w:colLast="0" w:name="_cprhrthq69ov" w:id="3"/>
+      <w:bookmarkStart w:colFirst="0" w:colLast="0" w:name="_d3corv5mpykg" w:id="3"/>
       <w:bookmarkEnd w:id="3"/>
       <w:r>
         <w:rPr>
@@ -1009,7 +1026,7 @@
         <w:pStyle w:val="Heading2"/>
         <w:rPr/>
       </w:pPr>
-      <w:bookmarkStart w:colFirst="0" w:colLast="0" w:name="_3n23vovvvx56" w:id="4"/>
+      <w:bookmarkStart w:colFirst="0" w:colLast="0" w:name="_veuiufvpzlaa" w:id="4"/>
       <w:bookmarkEnd w:id="4"/>
       <w:r>
         <w:rPr>
